--- a/teacher-tools/activity-guides/8-2-activity-teacher.docx
+++ b/teacher-tools/activity-guides/8-2-activity-teacher.docx
@@ -596,7 +596,7 @@
           <w:sz w:val="22"/>
           <w:szCs w:val="22"/>
         </w:rPr>
-        <w:t xml:space="preserve">Rebounds 8, 3, 11, 6, 1 → MEDIAN   →   6</w:t>
+        <w:t xml:space="preserve">Rebounds 8, 3, 11, 7, 1 → MEDIAN   →   7</w:t>
       </w:r>
     </w:p>
     <w:p>
@@ -609,7 +609,7 @@
           <w:sz w:val="22"/>
           <w:szCs w:val="22"/>
         </w:rPr>
-        <w:t xml:space="preserve">Jersey numbers 6, 2, 6, 9, 6, 3 → MODE   →   6</w:t>
+        <w:t xml:space="preserve">Jersey numbers 9, 2, 9, 6, 9, 3 → MODE   →   9</w:t>
       </w:r>
     </w:p>
     <w:p>

--- a/teacher-tools/activity-guides/8-2-activity-teacher.docx
+++ b/teacher-tools/activity-guides/8-2-activity-teacher.docx
@@ -46,7 +46,7 @@
           <w:sz w:val="20"/>
           <w:szCs w:val="20"/>
         </w:rPr>
-        <w:t xml:space="preserve">Lesson 8-2 — Mean, Median, and Mode  ·  6.SP.3</w:t>
+        <w:t xml:space="preserve">Lesson 8-2 — Mean, Median, and Mode  ·  6.DS.4</w:t>
       </w:r>
     </w:p>
     <w:p>
@@ -596,7 +596,7 @@
           <w:sz w:val="22"/>
           <w:szCs w:val="22"/>
         </w:rPr>
-        <w:t xml:space="preserve">Rebounds 8, 3, 11, 6, 1 → MEDIAN   →   6</w:t>
+        <w:t xml:space="preserve">Rebounds 8, 3, 11, 7, 1 → MEDIAN   →   7</w:t>
       </w:r>
     </w:p>
     <w:p>
@@ -609,7 +609,7 @@
           <w:sz w:val="22"/>
           <w:szCs w:val="22"/>
         </w:rPr>
-        <w:t xml:space="preserve">Jersey numbers 6, 2, 6, 9, 6, 3 → MODE   →   6</w:t>
+        <w:t xml:space="preserve">Jersey numbers 9, 2, 9, 6, 9, 3 → MODE   →   9</w:t>
       </w:r>
     </w:p>
     <w:p>
@@ -654,7 +654,7 @@
           <w:sz w:val="22"/>
           <w:szCs w:val="22"/>
         </w:rPr>
-        <w:t xml:space="preserve">Level 2 Extension — A coach says one number sums up the team's scoring even though they had a 55-point blowout game. To best show a TYPICAL game when there is a high outlier, which measure should the coach trust most?</w:t>
+        <w:t xml:space="preserve">One game was a 55-point outlier. Which measure of center best shows a TYPICAL game?</w:t>
       </w:r>
     </w:p>
     <w:p>
